--- a/testakten/markenrechte-sicherungsuebertragung-insolvenz-mannheim/01_Finanzierungsanfrage_Kurpfalz_Tonwerke.docx
+++ b/testakten/markenrechte-sicherungsuebertragung-insolvenz-mannheim/01_Finanzierungsanfrage_Kurpfalz_Tonwerke.docx
@@ -62,9 +62,13 @@
       <w:r>
         <w:t xml:space="preserve"> „Hainblick-Vertrag und</w:t>
         <w:br/>
-        <w:t>Gebietsschutz noch ansehen.“ Die Anfrage ist von Janis Heller am</w:t>
+        <w:t>Gebietsschutz noch ansehen.“ Der Kreditaktenindex bezeichnet eine von Janis</w:t>
         <w:br/>
-        <w:t>6. Februar 2024 unterzeichnet.</w:t>
+        <w:t>Heller am 6. Februar 2024 unterzeichnete Papieranfrage. Das vorliegende DOCX</w:t>
+        <w:br/>
+        <w:t>gibt Inhalt und Randnotiz wieder, enthält aber keine Abbildungen der</w:t>
+        <w:br/>
+        <w:t>Unterschrift oder Handschrift.</w:t>
       </w:r>
     </w:p>
     <w:sectPr>
